--- a/docs/Dev Files/Smart Speaker V2.1/Assembly and Firmware Upload guide.docx
+++ b/docs/Dev Files/Smart Speaker V2.1/Assembly and Firmware Upload guide.docx
@@ -1065,8 +1065,6 @@
       <w:r>
         <w:t xml:space="preserve">Next </w:t>
       </w:r>
-      <w:bookmarkStart w:id="0" w:name="_GoBack"/>
-      <w:bookmarkEnd w:id="0"/>
       <w:r>
         <w:t>go</w:t>
       </w:r>
@@ -1196,6 +1194,53 @@
           </wp:inline>
         </w:drawing>
       </w:r>
+    </w:p>
+    <w:p>
+      <w:pPr>
+        <w:jc w:val="center"/>
+      </w:pPr>
+    </w:p>
+    <w:p>
+      <w:pPr>
+        <w:jc w:val="center"/>
+      </w:pPr>
+    </w:p>
+    <w:p>
+      <w:pPr>
+        <w:jc w:val="center"/>
+      </w:pPr>
+    </w:p>
+    <w:p/>
+    <w:p>
+      <w:r>
+        <w:br w:type="page"/>
+      </w:r>
+    </w:p>
+    <w:p>
+      <w:pPr>
+        <w:rPr>
+          <w:b/>
+          <w:u w:val="single"/>
+        </w:rPr>
+      </w:pPr>
+      <w:r>
+        <w:rPr>
+          <w:b/>
+          <w:u w:val="single"/>
+        </w:rPr>
+        <w:lastRenderedPageBreak/>
+        <w:t>Hardware Testing Guide:</w:t>
+      </w:r>
+    </w:p>
+    <w:p>
+      <w:pPr>
+        <w:rPr>
+          <w:b/>
+          <w:u w:val="single"/>
+        </w:rPr>
+      </w:pPr>
+      <w:bookmarkStart w:id="0" w:name="_GoBack"/>
+      <w:bookmarkEnd w:id="0"/>
     </w:p>
     <w:sectPr>
       <w:pgSz w:w="11906" w:h="16838"/>

--- a/docs/Dev Files/Smart Speaker V2.1/Assembly and Firmware Upload guide.docx
+++ b/docs/Dev Files/Smart Speaker V2.1/Assembly and Firmware Upload guide.docx
@@ -93,17 +93,13 @@
         </w:rPr>
         <w:br/>
       </w:r>
-      <w:r>
-        <w:t>carefully</w:t>
-      </w:r>
-      <w:r>
-        <w:t xml:space="preserve"> solder the Black wire to the Speaker terminal</w:t>
-      </w:r>
-      <w:r>
-        <w:t>s</w:t>
-      </w:r>
-      <w:r>
-        <w:t xml:space="preserve"> marked (-</w:t>
+      <w:proofErr w:type="gramStart"/>
+      <w:r>
+        <w:t>Carefully</w:t>
+      </w:r>
+      <w:proofErr w:type="gramEnd"/>
+      <w:r>
+        <w:t xml:space="preserve"> solder the Black wire to the Speaker terminal marked (-</w:t>
       </w:r>
       <w:proofErr w:type="spellStart"/>
       <w:r>
@@ -114,16 +110,28 @@
         <w:t>)</w:t>
       </w:r>
       <w:r>
+        <w:t>.</w:t>
+      </w:r>
+      <w:r>
         <w:t xml:space="preserve"> </w:t>
       </w:r>
       <w:r>
-        <w:t>and</w:t>
+        <w:t>A</w:t>
+      </w:r>
+      <w:r>
+        <w:t>nd</w:t>
       </w:r>
       <w:r>
         <w:t xml:space="preserve"> Red wire to</w:t>
       </w:r>
       <w:r>
-        <w:t xml:space="preserve"> speaker terminal marked</w:t>
+        <w:t xml:space="preserve"> </w:t>
+      </w:r>
+      <w:r>
+        <w:t xml:space="preserve">the </w:t>
+      </w:r>
+      <w:r>
+        <w:t>speaker terminal marked</w:t>
       </w:r>
       <w:r>
         <w:t xml:space="preserve"> (+</w:t>
@@ -147,7 +155,12 @@
       </w:r>
       <w:r>
         <w:br/>
-        <w:t xml:space="preserve">After soldering the wires connect the speaker connector as shown in figure 2 to the Speaker connector J9 as shown in Figure 1 </w:t>
+      </w:r>
+      <w:r>
+        <w:t>After soldering the wires, connect the speaker connector (as shown in Figure 2) to the speaker connector J9 on the PCB (as shown in Figure 1).</w:t>
+      </w:r>
+      <w:r>
+        <w:t xml:space="preserve"> </w:t>
       </w:r>
     </w:p>
     <w:p>
@@ -158,6 +171,7 @@
     <w:p>
       <w:pPr>
         <w:pStyle w:val="ListParagraph"/>
+        <w:jc w:val="center"/>
       </w:pPr>
       <w:r>
         <w:rPr>
@@ -165,9 +179,9 @@
           <w:lang w:val="en-PK" w:eastAsia="en-PK"/>
         </w:rPr>
         <w:drawing>
-          <wp:inline distT="0" distB="0" distL="0" distR="0" wp14:anchorId="2A23DC7E" wp14:editId="3CCE9C39">
-            <wp:extent cx="4788040" cy="2876408"/>
-            <wp:effectExtent l="0" t="0" r="0" b="635"/>
+          <wp:inline distT="0" distB="0" distL="0" distR="0" wp14:anchorId="7BE164F6" wp14:editId="414C5911">
+            <wp:extent cx="3824288" cy="2807126"/>
+            <wp:effectExtent l="19050" t="19050" r="24130" b="12700"/>
             <wp:docPr id="1" name="Picture 1"/>
             <wp:cNvGraphicFramePr>
               <a:graphicFrameLocks xmlns:a="http://schemas.openxmlformats.org/drawingml/2006/main" noChangeAspect="1"/>
@@ -180,20 +194,22 @@
                     <pic:cNvPicPr/>
                   </pic:nvPicPr>
                   <pic:blipFill rotWithShape="1">
-                    <a:blip r:embed="rId5"/>
-                    <a:srcRect t="3415"/>
+                    <a:blip r:embed="rId6"/>
+                    <a:srcRect t="1963"/>
                     <a:stretch/>
                   </pic:blipFill>
                   <pic:spPr bwMode="auto">
                     <a:xfrm>
                       <a:off x="0" y="0"/>
-                      <a:ext cx="4842879" cy="2909353"/>
+                      <a:ext cx="3915018" cy="2873724"/>
                     </a:xfrm>
                     <a:prstGeom prst="rect">
                       <a:avLst/>
                     </a:prstGeom>
                     <a:ln>
-                      <a:noFill/>
+                      <a:solidFill>
+                        <a:schemeClr val="tx1"/>
+                      </a:solidFill>
                     </a:ln>
                     <a:extLst>
                       <a:ext uri="{53640926-AAD7-44D8-BBD7-CCE9431645EC}">
@@ -207,6 +223,85 @@
           </wp:inline>
         </w:drawing>
       </w:r>
+    </w:p>
+    <w:p>
+      <w:pPr>
+        <w:pStyle w:val="ListParagraph"/>
+        <w:rPr>
+          <w:rFonts w:ascii="Times New Roman" w:eastAsia="Times New Roman" w:hAnsi="Times New Roman" w:cs="Times New Roman"/>
+          <w:snapToGrid w:val="0"/>
+          <w:color w:val="000000"/>
+          <w:w w:val="0"/>
+          <w:sz w:val="0"/>
+          <w:szCs w:val="0"/>
+          <w:u w:color="000000"/>
+          <w:bdr w:val="none" w:sz="0" w:space="0" w:color="000000"/>
+          <w:shd w:val="clear" w:color="000000" w:fill="000000"/>
+          <w:lang w:val="x-none" w:eastAsia="x-none" w:bidi="x-none"/>
+        </w:rPr>
+      </w:pPr>
+      <w:r>
+        <w:rPr>
+          <w:rFonts w:ascii="Times New Roman" w:eastAsia="Times New Roman" w:hAnsi="Times New Roman" w:cs="Times New Roman"/>
+          <w:snapToGrid w:val="0"/>
+          <w:color w:val="000000"/>
+          <w:w w:val="0"/>
+          <w:sz w:val="0"/>
+          <w:szCs w:val="0"/>
+          <w:u w:color="000000"/>
+          <w:bdr w:val="none" w:sz="0" w:space="0" w:color="000000"/>
+          <w:shd w:val="clear" w:color="000000" w:fill="000000"/>
+          <w:lang w:eastAsia="x-none" w:bidi="x-none"/>
+        </w:rPr>
+        <w:t>(+</w:t>
+      </w:r>
+      <w:proofErr w:type="spellStart"/>
+      <w:r>
+        <w:rPr>
+          <w:rFonts w:ascii="Times New Roman" w:eastAsia="Times New Roman" w:hAnsi="Times New Roman" w:cs="Times New Roman"/>
+          <w:snapToGrid w:val="0"/>
+          <w:color w:val="000000"/>
+          <w:w w:val="0"/>
+          <w:sz w:val="0"/>
+          <w:szCs w:val="0"/>
+          <w:u w:color="000000"/>
+          <w:bdr w:val="none" w:sz="0" w:space="0" w:color="000000"/>
+          <w:shd w:val="clear" w:color="000000" w:fill="000000"/>
+          <w:lang w:eastAsia="x-none" w:bidi="x-none"/>
+        </w:rPr>
+        <w:t>Ve</w:t>
+      </w:r>
+      <w:proofErr w:type="spellEnd"/>
+      <w:r>
+        <w:rPr>
+          <w:rFonts w:ascii="Times New Roman" w:eastAsia="Times New Roman" w:hAnsi="Times New Roman" w:cs="Times New Roman"/>
+          <w:snapToGrid w:val="0"/>
+          <w:color w:val="000000"/>
+          <w:w w:val="0"/>
+          <w:sz w:val="0"/>
+          <w:szCs w:val="0"/>
+          <w:u w:color="000000"/>
+          <w:bdr w:val="none" w:sz="0" w:space="0" w:color="000000"/>
+          <w:shd w:val="clear" w:color="000000" w:fill="000000"/>
+          <w:lang w:eastAsia="x-none" w:bidi="x-none"/>
+        </w:rPr>
+        <w:t>) Red wire</w:t>
+      </w:r>
+      <w:r>
+        <w:rPr>
+          <w:rFonts w:ascii="Times New Roman" w:eastAsia="Times New Roman" w:hAnsi="Times New Roman" w:cs="Times New Roman"/>
+          <w:snapToGrid w:val="0"/>
+          <w:color w:val="000000"/>
+          <w:w w:val="0"/>
+          <w:sz w:val="0"/>
+          <w:szCs w:val="0"/>
+          <w:u w:color="000000"/>
+          <w:bdr w:val="none" w:sz="0" w:space="0" w:color="000000"/>
+          <w:shd w:val="clear" w:color="000000" w:fill="000000"/>
+          <w:lang w:eastAsia="x-none" w:bidi="x-none"/>
+        </w:rPr>
+        <w:t xml:space="preserve">                          </w:t>
+      </w:r>
       <w:r>
         <w:br/>
       </w:r>
@@ -217,8 +312,8 @@
         </w:rPr>
         <w:drawing>
           <wp:inline distT="0" distB="0" distL="0" distR="0" wp14:anchorId="584715F7" wp14:editId="2A50A4EA">
-            <wp:extent cx="2652279" cy="2610259"/>
-            <wp:effectExtent l="0" t="0" r="0" b="0"/>
+            <wp:extent cx="2522966" cy="2087880"/>
+            <wp:effectExtent l="19050" t="19050" r="10795" b="26670"/>
             <wp:docPr id="3" name="Picture 3"/>
             <wp:cNvGraphicFramePr>
               <a:graphicFrameLocks xmlns:a="http://schemas.openxmlformats.org/drawingml/2006/main" noChangeAspect="1"/>
@@ -230,20 +325,29 @@
                     <pic:cNvPr id="1" name=""/>
                     <pic:cNvPicPr/>
                   </pic:nvPicPr>
-                  <pic:blipFill>
-                    <a:blip r:embed="rId6"/>
-                    <a:stretch>
-                      <a:fillRect/>
-                    </a:stretch>
+                  <pic:blipFill rotWithShape="1">
+                    <a:blip r:embed="rId7"/>
+                    <a:srcRect t="15912"/>
+                    <a:stretch/>
                   </pic:blipFill>
-                  <pic:spPr>
+                  <pic:spPr bwMode="auto">
                     <a:xfrm>
                       <a:off x="0" y="0"/>
-                      <a:ext cx="2715869" cy="2672842"/>
+                      <a:ext cx="2593950" cy="2146623"/>
                     </a:xfrm>
                     <a:prstGeom prst="rect">
                       <a:avLst/>
                     </a:prstGeom>
+                    <a:ln>
+                      <a:solidFill>
+                        <a:schemeClr val="tx1"/>
+                      </a:solidFill>
+                    </a:ln>
+                    <a:extLst>
+                      <a:ext uri="{53640926-AAD7-44D8-BBD7-CCE9431645EC}">
+                        <a14:shadowObscured xmlns:a14="http://schemas.microsoft.com/office/drawing/2010/main"/>
+                      </a:ext>
+                    </a:extLst>
                   </pic:spPr>
                 </pic:pic>
               </a:graphicData>
@@ -272,125 +376,10 @@
           <w:lang w:val="en-PK" w:eastAsia="en-PK"/>
         </w:rPr>
         <w:drawing>
-          <wp:inline distT="0" distB="0" distL="0" distR="0" wp14:anchorId="1D41D901" wp14:editId="69290297">
-            <wp:extent cx="2124056" cy="2118653"/>
-            <wp:effectExtent l="0" t="0" r="0" b="0"/>
-            <wp:docPr id="5" name="Picture 5"/>
-            <wp:cNvGraphicFramePr>
-              <a:graphicFrameLocks xmlns:a="http://schemas.openxmlformats.org/drawingml/2006/main" noChangeAspect="1"/>
-            </wp:cNvGraphicFramePr>
-            <a:graphic xmlns:a="http://schemas.openxmlformats.org/drawingml/2006/main">
-              <a:graphicData uri="http://schemas.openxmlformats.org/drawingml/2006/picture">
-                <pic:pic xmlns:pic="http://schemas.openxmlformats.org/drawingml/2006/picture">
-                  <pic:nvPicPr>
-                    <pic:cNvPr id="1" name=""/>
-                    <pic:cNvPicPr/>
-                  </pic:nvPicPr>
-                  <pic:blipFill>
-                    <a:blip r:embed="rId7"/>
-                    <a:stretch>
-                      <a:fillRect/>
-                    </a:stretch>
-                  </pic:blipFill>
-                  <pic:spPr>
-                    <a:xfrm>
-                      <a:off x="0" y="0"/>
-                      <a:ext cx="2171279" cy="2165756"/>
-                    </a:xfrm>
-                    <a:prstGeom prst="rect">
-                      <a:avLst/>
-                    </a:prstGeom>
-                  </pic:spPr>
-                </pic:pic>
-              </a:graphicData>
-            </a:graphic>
-          </wp:inline>
-        </w:drawing>
-      </w:r>
-    </w:p>
-    <w:p>
-      <w:pPr>
-        <w:pStyle w:val="ListParagraph"/>
-      </w:pPr>
-      <w:r>
-        <w:rPr>
-          <w:rFonts w:ascii="Times New Roman" w:eastAsia="Times New Roman" w:hAnsi="Times New Roman" w:cs="Times New Roman"/>
-          <w:snapToGrid w:val="0"/>
-          <w:color w:val="000000"/>
-          <w:w w:val="0"/>
-          <w:sz w:val="0"/>
-          <w:szCs w:val="0"/>
-          <w:u w:color="000000"/>
-          <w:bdr w:val="none" w:sz="0" w:space="0" w:color="000000"/>
-          <w:shd w:val="clear" w:color="000000" w:fill="000000"/>
-          <w:lang w:val="x-none" w:eastAsia="x-none" w:bidi="x-none"/>
-        </w:rPr>
-        <w:br/>
-      </w:r>
-      <w:r>
-        <w:rPr>
-          <w:rFonts w:ascii="Times New Roman" w:eastAsia="Times New Roman" w:hAnsi="Times New Roman" w:cs="Times New Roman"/>
-          <w:snapToGrid w:val="0"/>
-          <w:color w:val="000000"/>
-          <w:w w:val="0"/>
-          <w:sz w:val="0"/>
-          <w:szCs w:val="0"/>
-          <w:u w:color="000000"/>
-          <w:bdr w:val="none" w:sz="0" w:space="0" w:color="000000"/>
-          <w:shd w:val="clear" w:color="000000" w:fill="000000"/>
-          <w:lang w:val="x-none" w:eastAsia="x-none" w:bidi="x-none"/>
-        </w:rPr>
-        <w:br/>
-      </w:r>
-    </w:p>
-    <w:p>
-      <w:pPr>
-        <w:pStyle w:val="ListParagraph"/>
-        <w:numPr>
-          <w:ilvl w:val="0"/>
-          <w:numId w:val="4"/>
-        </w:numPr>
-        <w:rPr>
-          <w:b/>
-        </w:rPr>
-      </w:pPr>
-      <w:r>
-        <w:rPr>
-          <w:b/>
-        </w:rPr>
-        <w:lastRenderedPageBreak/>
-        <w:t>Prepare the Board for programming by connecting it to Voltlink programmer as shown in Figure 4</w:t>
-      </w:r>
-    </w:p>
-    <w:p>
-      <w:pPr>
-        <w:pStyle w:val="ListParagraph"/>
-        <w:rPr>
-          <w:b/>
-        </w:rPr>
-      </w:pPr>
-      <w:r>
-        <w:t>Use the connection cable provided with the Voltlink adapter</w:t>
-      </w:r>
-      <w:r>
-        <w:t xml:space="preserve"> to connect with the Voltlink connector marked J3 in the Board</w:t>
-      </w:r>
-      <w:r>
-        <w:rPr>
-          <w:b/>
-        </w:rPr>
-        <w:br/>
-      </w:r>
-      <w:r>
-        <w:rPr>
-          <w:noProof/>
-          <w:lang w:val="en-PK" w:eastAsia="en-PK"/>
-        </w:rPr>
-        <w:drawing>
-          <wp:inline distT="0" distB="0" distL="0" distR="0" wp14:anchorId="76795E6A" wp14:editId="1DD42300">
-            <wp:extent cx="5731510" cy="3435985"/>
-            <wp:effectExtent l="0" t="0" r="2540" b="0"/>
-            <wp:docPr id="6" name="Picture 6"/>
+          <wp:inline distT="0" distB="0" distL="0" distR="0" wp14:anchorId="221B3EA8" wp14:editId="3A4474B1">
+            <wp:extent cx="2666560" cy="2089785"/>
+            <wp:effectExtent l="19050" t="19050" r="19685" b="24765"/>
+            <wp:docPr id="13" name="Picture 13"/>
             <wp:cNvGraphicFramePr>
               <a:graphicFrameLocks xmlns:a="http://schemas.openxmlformats.org/drawingml/2006/main" noChangeAspect="1"/>
             </wp:cNvGraphicFramePr>
@@ -410,11 +399,16 @@
                   <pic:spPr>
                     <a:xfrm>
                       <a:off x="0" y="0"/>
-                      <a:ext cx="5731510" cy="3435985"/>
+                      <a:ext cx="2730238" cy="2139689"/>
                     </a:xfrm>
                     <a:prstGeom prst="rect">
                       <a:avLst/>
                     </a:prstGeom>
+                    <a:ln>
+                      <a:solidFill>
+                        <a:schemeClr val="tx1"/>
+                      </a:solidFill>
+                    </a:ln>
                   </pic:spPr>
                 </pic:pic>
               </a:graphicData>
@@ -422,20 +416,65 @@
           </wp:inline>
         </w:drawing>
       </w:r>
-      <w:r>
-        <w:rPr>
-          <w:b/>
+    </w:p>
+    <w:p>
+      <w:pPr>
+        <w:pStyle w:val="ListParagraph"/>
+      </w:pPr>
+    </w:p>
+    <w:p>
+      <w:pPr>
+        <w:pStyle w:val="ListParagraph"/>
+      </w:pPr>
+      <w:r>
+        <w:rPr>
+          <w:rFonts w:ascii="Times New Roman" w:eastAsia="Times New Roman" w:hAnsi="Times New Roman" w:cs="Times New Roman"/>
+          <w:snapToGrid w:val="0"/>
+          <w:color w:val="000000"/>
+          <w:w w:val="0"/>
+          <w:sz w:val="0"/>
+          <w:szCs w:val="0"/>
+          <w:u w:color="000000"/>
+          <w:bdr w:val="none" w:sz="0" w:space="0" w:color="000000"/>
+          <w:shd w:val="clear" w:color="000000" w:fill="000000"/>
+          <w:lang w:val="x-none" w:eastAsia="x-none" w:bidi="x-none"/>
         </w:rPr>
         <w:br/>
       </w:r>
+      <w:r>
+        <w:rPr>
+          <w:rFonts w:ascii="Times New Roman" w:eastAsia="Times New Roman" w:hAnsi="Times New Roman" w:cs="Times New Roman"/>
+          <w:snapToGrid w:val="0"/>
+          <w:color w:val="000000"/>
+          <w:w w:val="0"/>
+          <w:sz w:val="0"/>
+          <w:szCs w:val="0"/>
+          <w:u w:color="000000"/>
+          <w:bdr w:val="none" w:sz="0" w:space="0" w:color="000000"/>
+          <w:shd w:val="clear" w:color="000000" w:fill="000000"/>
+          <w:lang w:val="x-none" w:eastAsia="x-none" w:bidi="x-none"/>
+        </w:rPr>
+        <w:br/>
+      </w:r>
     </w:p>
     <w:p>
       <w:pPr>
         <w:pStyle w:val="ListParagraph"/>
-        <w:rPr>
-          <w:b/>
-        </w:rPr>
-      </w:pPr>
+        <w:numPr>
+          <w:ilvl w:val="0"/>
+          <w:numId w:val="4"/>
+        </w:numPr>
+        <w:rPr>
+          <w:b/>
+        </w:rPr>
+      </w:pPr>
+      <w:r>
+        <w:rPr>
+          <w:b/>
+        </w:rPr>
+        <w:lastRenderedPageBreak/>
+        <w:t>Prepare the Board for programming by connecting it to Voltlink programmer as shown in Figure 4</w:t>
+      </w:r>
     </w:p>
     <w:p>
       <w:pPr>
@@ -444,297 +483,16 @@
           <w:b/>
         </w:rPr>
       </w:pPr>
-    </w:p>
-    <w:p>
-      <w:pPr>
-        <w:pStyle w:val="ListParagraph"/>
-        <w:rPr>
-          <w:b/>
-        </w:rPr>
-      </w:pPr>
-    </w:p>
-    <w:p>
-      <w:pPr>
-        <w:pStyle w:val="ListParagraph"/>
-        <w:rPr>
-          <w:b/>
-        </w:rPr>
-      </w:pPr>
-    </w:p>
-    <w:p>
-      <w:pPr>
-        <w:rPr>
-          <w:b/>
-        </w:rPr>
-      </w:pPr>
-      <w:r>
-        <w:rPr>
-          <w:b/>
-        </w:rPr>
-        <w:br w:type="page"/>
-      </w:r>
-    </w:p>
-    <w:p>
-      <w:pPr>
-        <w:tabs>
-          <w:tab w:val="left" w:pos="3734"/>
-        </w:tabs>
-        <w:jc w:val="center"/>
-        <w:rPr>
-          <w:b/>
-          <w:u w:val="single"/>
-        </w:rPr>
-      </w:pPr>
-      <w:r>
-        <w:rPr>
-          <w:b/>
-          <w:u w:val="single"/>
-        </w:rPr>
-        <w:lastRenderedPageBreak/>
-        <w:t xml:space="preserve">Set up </w:t>
-      </w:r>
-      <w:r>
-        <w:rPr>
-          <w:b/>
-          <w:u w:val="single"/>
-        </w:rPr>
-        <w:t xml:space="preserve">the firmware upload and </w:t>
-      </w:r>
-      <w:r>
-        <w:rPr>
-          <w:b/>
-          <w:u w:val="single"/>
-        </w:rPr>
-        <w:t>develop</w:t>
-      </w:r>
-      <w:r>
-        <w:rPr>
-          <w:b/>
-          <w:u w:val="single"/>
-        </w:rPr>
-        <w:t>ment</w:t>
-      </w:r>
-      <w:r>
-        <w:rPr>
-          <w:b/>
-          <w:u w:val="single"/>
-        </w:rPr>
-        <w:t xml:space="preserve"> environment</w:t>
-      </w:r>
-      <w:r>
-        <w:rPr>
-          <w:b/>
-          <w:u w:val="single"/>
-        </w:rPr>
-        <w:t>:</w:t>
-      </w:r>
-      <w:r>
-        <w:rPr>
-          <w:b/>
-          <w:u w:val="single"/>
-        </w:rPr>
-        <w:br/>
-      </w:r>
-    </w:p>
-    <w:p>
-      <w:pPr>
-        <w:tabs>
-          <w:tab w:val="left" w:pos="3734"/>
-        </w:tabs>
-      </w:pPr>
-    </w:p>
-    <w:p>
-      <w:pPr>
-        <w:tabs>
-          <w:tab w:val="left" w:pos="3734"/>
-        </w:tabs>
-        <w:rPr>
-          <w:b/>
-        </w:rPr>
-      </w:pPr>
-      <w:r>
-        <w:rPr>
-          <w:b/>
-        </w:rPr>
-        <w:t>Step 1</w:t>
-      </w:r>
-      <w:r>
-        <w:rPr>
-          <w:b/>
-        </w:rPr>
-        <w:t>. Set up Arduino IDE</w:t>
-      </w:r>
-    </w:p>
-    <w:p>
-      <w:pPr>
-        <w:tabs>
-          <w:tab w:val="left" w:pos="3734"/>
-        </w:tabs>
-      </w:pPr>
-      <w:r>
-        <w:br/>
-      </w:r>
-      <w:r>
-        <w:t xml:space="preserve">Arduino IDE can be downloaded </w:t>
-      </w:r>
-      <w:r>
-        <w:t>from</w:t>
-      </w:r>
-      <w:r>
-        <w:t xml:space="preserve"> the Arduino website:</w:t>
-      </w:r>
-      <w:r>
-        <w:t xml:space="preserve"> </w:t>
-      </w:r>
-      <w:hyperlink r:id="rId9" w:tgtFrame="_blank" w:history="1">
-        <w:r>
-          <w:rPr>
-            <w:rStyle w:val="Hyperlink"/>
-            <w:rFonts w:ascii="Titillium Web" w:hAnsi="Titillium Web"/>
-            <w:color w:val="2461B8"/>
-            <w:bdr w:val="none" w:sz="0" w:space="0" w:color="auto" w:frame="1"/>
-            <w:shd w:val="clear" w:color="auto" w:fill="FFFFFF"/>
-          </w:rPr>
-          <w:t>https://www.arduino.cc/en/Main/Software</w:t>
-        </w:r>
-      </w:hyperlink>
-      <w:r>
-        <w:br/>
-      </w:r>
-    </w:p>
-    <w:p>
-      <w:pPr>
-        <w:tabs>
-          <w:tab w:val="left" w:pos="3734"/>
-        </w:tabs>
-      </w:pPr>
-      <w:r>
-        <w:t>When the installation is finished, open Arduino IDE. Go to “File” -&gt; “Preferences”.</w:t>
-      </w:r>
-    </w:p>
-    <w:p>
-      <w:pPr>
-        <w:tabs>
-          <w:tab w:val="left" w:pos="3734"/>
-        </w:tabs>
-      </w:pPr>
-      <w:r>
-        <w:t>And paste the following URL into the “Additional Boards Manager URLs” field</w:t>
-      </w:r>
-      <w:proofErr w:type="gramStart"/>
-      <w:r>
-        <w:t>:</w:t>
-      </w:r>
-      <w:proofErr w:type="gramEnd"/>
-      <w:r>
-        <w:br/>
-      </w:r>
-      <w:hyperlink r:id="rId10" w:tgtFrame="_blank" w:history="1">
-        <w:r>
-          <w:rPr>
-            <w:rStyle w:val="Hyperlink"/>
-            <w:rFonts w:ascii="Titillium Web" w:hAnsi="Titillium Web"/>
-            <w:color w:val="0C1F68"/>
-            <w:bdr w:val="none" w:sz="0" w:space="0" w:color="auto" w:frame="1"/>
-            <w:shd w:val="clear" w:color="auto" w:fill="FFFFFF"/>
-          </w:rPr>
-          <w:t>https://raw.githubusercontent.com/espressif/arduino-esp32/gh-pages/package_esp32_index.json</w:t>
-        </w:r>
-      </w:hyperlink>
-      <w:r>
-        <w:br/>
-      </w:r>
-    </w:p>
-    <w:p>
-      <w:pPr>
-        <w:tabs>
-          <w:tab w:val="left" w:pos="3734"/>
-        </w:tabs>
-        <w:rPr>
-          <w:b/>
-        </w:rPr>
-      </w:pPr>
-      <w:r>
-        <w:rPr>
-          <w:b/>
-        </w:rPr>
-        <w:t>Step 2</w:t>
-      </w:r>
-      <w:r>
-        <w:rPr>
-          <w:b/>
-        </w:rPr>
-        <w:t>. Set up</w:t>
-      </w:r>
-      <w:r>
-        <w:rPr>
-          <w:b/>
-        </w:rPr>
-        <w:t xml:space="preserve"> Arduino IDE </w:t>
-      </w:r>
-      <w:r>
-        <w:rPr>
-          <w:b/>
-        </w:rPr>
-        <w:t xml:space="preserve">for </w:t>
-      </w:r>
-      <w:r>
-        <w:rPr>
-          <w:b/>
-        </w:rPr>
-        <w:t>ESP32</w:t>
-      </w:r>
-      <w:r>
-        <w:rPr>
-          <w:b/>
-        </w:rPr>
-        <w:t xml:space="preserve"> </w:t>
-      </w:r>
-    </w:p>
-    <w:p>
-      <w:r>
-        <w:br/>
-      </w:r>
-      <w:r>
-        <w:t>Next, go to “Tools” -&gt; “Board” -&gt; “Boards Manager”:</w:t>
-      </w:r>
-      <w:r>
-        <w:t xml:space="preserve"> and search for </w:t>
-      </w:r>
-      <w:r>
-        <w:t>ESP32 install the one by “</w:t>
-      </w:r>
-      <w:proofErr w:type="spellStart"/>
-      <w:r>
-        <w:t>E</w:t>
-      </w:r>
-      <w:r>
-        <w:t>spressif</w:t>
-      </w:r>
-      <w:proofErr w:type="spellEnd"/>
-      <w:r>
-        <w:t xml:space="preserve"> systems</w:t>
-      </w:r>
-      <w:r>
-        <w:t>” as</w:t>
-      </w:r>
-      <w:r>
-        <w:t xml:space="preserve"> shown in image below</w:t>
-      </w:r>
-    </w:p>
-    <w:p>
-      <w:r>
-        <w:t>The “Boards Manager” requires several seconds</w:t>
-      </w:r>
-      <w:r>
-        <w:t xml:space="preserve"> to refresh all hardware files </w:t>
-      </w:r>
-    </w:p>
-    <w:p>
-      <w:pPr>
-        <w:jc w:val="center"/>
-      </w:pPr>
-      <w:r>
+      <w:r>
+        <w:t>Use the connection cable provided with the Voltlink adapter</w:t>
+      </w:r>
+      <w:r>
+        <w:t xml:space="preserve"> to connect with the Voltlink connector marked J3 in the Board</w:t>
+      </w:r>
+      <w:r>
+        <w:rPr>
+          <w:b/>
+        </w:rPr>
         <w:br/>
       </w:r>
       <w:r>
@@ -743,10 +501,10 @@
           <w:lang w:val="en-PK" w:eastAsia="en-PK"/>
         </w:rPr>
         <w:drawing>
-          <wp:inline distT="0" distB="0" distL="0" distR="0" wp14:anchorId="76D64AEF" wp14:editId="73C17A7E">
-            <wp:extent cx="3315956" cy="3677178"/>
-            <wp:effectExtent l="0" t="0" r="0" b="0"/>
-            <wp:docPr id="2" name="Picture 2"/>
+          <wp:inline distT="0" distB="0" distL="0" distR="0" wp14:anchorId="76795E6A" wp14:editId="1DD42300">
+            <wp:extent cx="5731510" cy="3435985"/>
+            <wp:effectExtent l="19050" t="19050" r="21590" b="12065"/>
+            <wp:docPr id="6" name="Picture 6"/>
             <wp:cNvGraphicFramePr>
               <a:graphicFrameLocks xmlns:a="http://schemas.openxmlformats.org/drawingml/2006/main" noChangeAspect="1"/>
             </wp:cNvGraphicFramePr>
@@ -758,7 +516,7 @@
                     <pic:cNvPicPr/>
                   </pic:nvPicPr>
                   <pic:blipFill>
-                    <a:blip r:embed="rId11"/>
+                    <a:blip r:embed="rId9"/>
                     <a:stretch>
                       <a:fillRect/>
                     </a:stretch>
@@ -766,11 +524,16 @@
                   <pic:spPr>
                     <a:xfrm>
                       <a:off x="0" y="0"/>
-                      <a:ext cx="3363253" cy="3729627"/>
+                      <a:ext cx="5731510" cy="3435985"/>
                     </a:xfrm>
                     <a:prstGeom prst="rect">
                       <a:avLst/>
                     </a:prstGeom>
+                    <a:ln>
+                      <a:solidFill>
+                        <a:schemeClr val="tx1"/>
+                      </a:solidFill>
+                    </a:ln>
                   </pic:spPr>
                 </pic:pic>
               </a:graphicData>
@@ -778,50 +541,146 @@
           </wp:inline>
         </w:drawing>
       </w:r>
-    </w:p>
-    <w:p/>
-    <w:p>
-      <w:pPr>
-        <w:tabs>
-          <w:tab w:val="left" w:pos="3734"/>
-        </w:tabs>
-      </w:pPr>
-    </w:p>
-    <w:p>
-      <w:pPr>
-        <w:tabs>
-          <w:tab w:val="left" w:pos="3734"/>
-        </w:tabs>
-      </w:pPr>
-    </w:p>
-    <w:p>
-      <w:pPr>
-        <w:tabs>
-          <w:tab w:val="left" w:pos="3734"/>
-        </w:tabs>
-      </w:pPr>
-    </w:p>
-    <w:p>
-      <w:pPr>
-        <w:tabs>
-          <w:tab w:val="left" w:pos="3734"/>
-        </w:tabs>
-      </w:pPr>
-    </w:p>
-    <w:p>
-      <w:pPr>
-        <w:tabs>
-          <w:tab w:val="left" w:pos="3734"/>
-        </w:tabs>
-      </w:pPr>
-      <w:r>
+      <w:r>
+        <w:rPr>
+          <w:b/>
+        </w:rPr>
         <w:br/>
       </w:r>
-      <w:r>
-        <w:t>Now, go to “Tools” -&gt; “Board” -&gt; “esp32” -&gt;Select ESP 32 Dev Module</w:t>
-      </w:r>
-      <w:r>
+    </w:p>
+    <w:p>
+      <w:pPr>
+        <w:pStyle w:val="ListParagraph"/>
+        <w:rPr>
+          <w:b/>
+        </w:rPr>
+      </w:pPr>
+    </w:p>
+    <w:p>
+      <w:pPr>
+        <w:pStyle w:val="ListParagraph"/>
+        <w:rPr>
+          <w:b/>
+          <w:sz w:val="24"/>
+          <w:u w:val="single"/>
+        </w:rPr>
+      </w:pPr>
+      <w:r>
+        <w:rPr>
+          <w:b/>
+          <w:sz w:val="24"/>
+          <w:u w:val="single"/>
+        </w:rPr>
+        <w:t xml:space="preserve">Power up Sequence </w:t>
+      </w:r>
+    </w:p>
+    <w:p>
+      <w:pPr>
+        <w:pStyle w:val="ListParagraph"/>
+      </w:pPr>
+      <w:r>
+        <w:rPr>
+          <w:b/>
+        </w:rPr>
         <w:br/>
+      </w:r>
+      <w:r>
+        <w:t>Insert the Type-C cable into the Voltlink programmer</w:t>
+      </w:r>
+      <w:r>
+        <w:t xml:space="preserve"> and Smart speaker board as shown in image below </w:t>
+      </w:r>
+      <w:r>
+        <w:tab/>
+      </w:r>
+    </w:p>
+    <w:p>
+      <w:pPr>
+        <w:pStyle w:val="ListParagraph"/>
+        <w:jc w:val="center"/>
+      </w:pPr>
+      <w:r>
+        <w:br/>
+      </w:r>
+      <w:r>
+        <w:rPr>
+          <w:noProof/>
+          <w:lang w:val="en-PK" w:eastAsia="en-PK"/>
+        </w:rPr>
+        <w:drawing>
+          <wp:inline distT="0" distB="0" distL="0" distR="0">
+            <wp:extent cx="4471988" cy="2540000"/>
+            <wp:effectExtent l="0" t="0" r="5080" b="0"/>
+            <wp:docPr id="5" name="Picture 5" descr="C:\Users\eSpark\Downloads\IMG_20250430_183843_574.jpg"/>
+            <wp:cNvGraphicFramePr>
+              <a:graphicFrameLocks xmlns:a="http://schemas.openxmlformats.org/drawingml/2006/main" noChangeAspect="1"/>
+            </wp:cNvGraphicFramePr>
+            <a:graphic xmlns:a="http://schemas.openxmlformats.org/drawingml/2006/main">
+              <a:graphicData uri="http://schemas.openxmlformats.org/drawingml/2006/picture">
+                <pic:pic xmlns:pic="http://schemas.openxmlformats.org/drawingml/2006/picture">
+                  <pic:nvPicPr>
+                    <pic:cNvPr id="0" name="Picture 1" descr="C:\Users\eSpark\Downloads\IMG_20250430_183843_574.jpg"/>
+                    <pic:cNvPicPr>
+                      <a:picLocks noChangeAspect="1" noChangeArrowheads="1"/>
+                    </pic:cNvPicPr>
+                  </pic:nvPicPr>
+                  <pic:blipFill rotWithShape="1">
+                    <a:blip r:embed="rId10" cstate="print">
+                      <a:extLst>
+                        <a:ext uri="{28A0092B-C50C-407E-A947-70E740481C1C}">
+                          <a14:useLocalDpi xmlns:a14="http://schemas.microsoft.com/office/drawing/2010/main" val="0"/>
+                        </a:ext>
+                      </a:extLst>
+                    </a:blip>
+                    <a:srcRect l="10638" r="11304"/>
+                    <a:stretch/>
+                  </pic:blipFill>
+                  <pic:spPr bwMode="auto">
+                    <a:xfrm>
+                      <a:off x="0" y="0"/>
+                      <a:ext cx="4473861" cy="2541064"/>
+                    </a:xfrm>
+                    <a:prstGeom prst="rect">
+                      <a:avLst/>
+                    </a:prstGeom>
+                    <a:noFill/>
+                    <a:ln>
+                      <a:noFill/>
+                    </a:ln>
+                    <a:extLst>
+                      <a:ext uri="{53640926-AAD7-44D8-BBD7-CCE9431645EC}">
+                        <a14:shadowObscured xmlns:a14="http://schemas.microsoft.com/office/drawing/2010/main"/>
+                      </a:ext>
+                    </a:extLst>
+                  </pic:spPr>
+                </pic:pic>
+              </a:graphicData>
+            </a:graphic>
+          </wp:inline>
+        </w:drawing>
+      </w:r>
+    </w:p>
+    <w:p>
+      <w:pPr>
+        <w:pStyle w:val="ListParagraph"/>
+        <w:jc w:val="both"/>
+        <w:rPr>
+          <w:b/>
+        </w:rPr>
+      </w:pPr>
+    </w:p>
+    <w:p>
+      <w:pPr>
+        <w:jc w:val="both"/>
+        <w:rPr>
+          <w:b/>
+        </w:rPr>
+      </w:pPr>
+      <w:r>
+        <w:rPr>
+          <w:b/>
+        </w:rPr>
+        <w:br w:type="page"/>
       </w:r>
     </w:p>
     <w:p>
@@ -830,17 +689,131 @@
           <w:tab w:val="left" w:pos="3734"/>
         </w:tabs>
         <w:jc w:val="center"/>
-      </w:pPr>
+        <w:rPr>
+          <w:b/>
+          <w:u w:val="single"/>
+        </w:rPr>
+      </w:pPr>
+      <w:r>
+        <w:rPr>
+          <w:b/>
+          <w:sz w:val="28"/>
+          <w:u w:val="single"/>
+        </w:rPr>
+        <w:lastRenderedPageBreak/>
+        <w:t>Set up the firmware upload and development environment:</w:t>
+      </w:r>
+      <w:r>
+        <w:rPr>
+          <w:b/>
+          <w:u w:val="single"/>
+        </w:rPr>
+        <w:br/>
+      </w:r>
+    </w:p>
+    <w:p>
+      <w:pPr>
+        <w:tabs>
+          <w:tab w:val="left" w:pos="3734"/>
+        </w:tabs>
+      </w:pPr>
+      <w:r>
+        <w:rPr>
+          <w:b/>
+        </w:rPr>
+        <w:t>Step 1.</w:t>
+      </w:r>
+      <w:r>
+        <w:t xml:space="preserve"> </w:t>
+      </w:r>
+      <w:r>
+        <w:t xml:space="preserve">After doing the above mentioned hardware sequence as shown in page 2. Download </w:t>
+      </w:r>
+      <w:r>
+        <w:t xml:space="preserve">and install the flash download tool to upload the given binary files to the Board </w:t>
+      </w:r>
+    </w:p>
+    <w:p>
+      <w:pPr>
+        <w:tabs>
+          <w:tab w:val="left" w:pos="3734"/>
+        </w:tabs>
+      </w:pPr>
+      <w:r>
+        <w:t xml:space="preserve">By clicking on this Link: </w:t>
+      </w:r>
+      <w:hyperlink r:id="rId11" w:history="1">
+        <w:r>
+          <w:rPr>
+            <w:rStyle w:val="Hyperlink"/>
+          </w:rPr>
+          <w:t>Flash Download Tool User Guide</w:t>
+        </w:r>
+      </w:hyperlink>
+      <w:r>
+        <w:t xml:space="preserve"> </w:t>
+      </w:r>
+      <w:r>
+        <w:br/>
+      </w:r>
+      <w:r>
+        <w:br/>
+        <w:t xml:space="preserve">After downloading </w:t>
+      </w:r>
+      <w:r>
+        <w:t xml:space="preserve">the Flash download tool </w:t>
+      </w:r>
+      <w:r>
+        <w:t>e</w:t>
+      </w:r>
+      <w:r>
+        <w:t>xtract</w:t>
+      </w:r>
+      <w:r>
+        <w:t xml:space="preserve"> the files</w:t>
+      </w:r>
+      <w:r>
+        <w:br/>
+        <w:t xml:space="preserve"> Next</w:t>
+      </w:r>
+      <w:r>
+        <w:t xml:space="preserve"> open the </w:t>
+      </w:r>
+      <w:r>
+        <w:t xml:space="preserve">.EXE files make sure the following selections are done for </w:t>
+      </w:r>
+      <w:proofErr w:type="spellStart"/>
+      <w:r>
+        <w:t>Chiptype</w:t>
+      </w:r>
+      <w:proofErr w:type="spellEnd"/>
+      <w:r>
+        <w:t xml:space="preserve"> and </w:t>
+      </w:r>
+      <w:proofErr w:type="spellStart"/>
+      <w:r>
+        <w:t>WorkMode</w:t>
+      </w:r>
+      <w:proofErr w:type="spellEnd"/>
+      <w:r>
+        <w:t xml:space="preserve"> </w:t>
+      </w:r>
+      <w:r>
+        <w:br/>
+        <w:t>as shown below in image and click OK</w:t>
+      </w:r>
+    </w:p>
+    <w:p>
       <w:r>
         <w:rPr>
           <w:noProof/>
           <w:lang w:val="en-PK" w:eastAsia="en-PK"/>
         </w:rPr>
         <w:drawing>
-          <wp:inline distT="0" distB="0" distL="0" distR="0" wp14:anchorId="3879E51D" wp14:editId="375757D6">
-            <wp:extent cx="3736137" cy="2693930"/>
-            <wp:effectExtent l="0" t="0" r="0" b="0"/>
-            <wp:docPr id="14" name="Picture 14"/>
+          <wp:inline distT="0" distB="0" distL="0" distR="0" wp14:anchorId="52ECADA4" wp14:editId="5611032D">
+            <wp:extent cx="5238750" cy="2603124"/>
+            <wp:effectExtent l="0" t="0" r="0" b="6985"/>
+            <wp:docPr id="7" name="Picture 7"/>
             <wp:cNvGraphicFramePr>
               <a:graphicFrameLocks xmlns:a="http://schemas.openxmlformats.org/drawingml/2006/main" noChangeAspect="1"/>
             </wp:cNvGraphicFramePr>
@@ -860,7 +833,7 @@
                   <pic:spPr>
                     <a:xfrm>
                       <a:off x="0" y="0"/>
-                      <a:ext cx="3736137" cy="2693930"/>
+                      <a:ext cx="5253169" cy="2610289"/>
                     </a:xfrm>
                     <a:prstGeom prst="rect">
                       <a:avLst/>
@@ -872,134 +845,30 @@
           </wp:inline>
         </w:drawing>
       </w:r>
-    </w:p>
-    <w:p>
-      <w:pPr>
-        <w:tabs>
-          <w:tab w:val="left" w:pos="3734"/>
-        </w:tabs>
-      </w:pPr>
-    </w:p>
-    <w:p>
-      <w:pPr>
-        <w:tabs>
-          <w:tab w:val="left" w:pos="3734"/>
-        </w:tabs>
-      </w:pPr>
-    </w:p>
-    <w:p>
-      <w:pPr>
-        <w:tabs>
-          <w:tab w:val="left" w:pos="3734"/>
-        </w:tabs>
-      </w:pPr>
-    </w:p>
-    <w:p>
-      <w:pPr>
-        <w:tabs>
-          <w:tab w:val="left" w:pos="3734"/>
-        </w:tabs>
-      </w:pPr>
-    </w:p>
-    <w:p>
-      <w:pPr>
-        <w:tabs>
-          <w:tab w:val="left" w:pos="3734"/>
-        </w:tabs>
-        <w:rPr>
-          <w:b/>
-          <w:u w:val="single"/>
-        </w:rPr>
-      </w:pPr>
-      <w:r>
-        <w:rPr>
-          <w:b/>
-          <w:u w:val="single"/>
-        </w:rPr>
-        <w:t>Step 3. Install the Serial port</w:t>
-      </w:r>
-      <w:r>
-        <w:rPr>
-          <w:b/>
-          <w:u w:val="single"/>
-        </w:rPr>
-        <w:t>:</w:t>
-      </w:r>
-    </w:p>
-    <w:p>
-      <w:pPr>
-        <w:tabs>
-          <w:tab w:val="left" w:pos="3734"/>
-        </w:tabs>
-      </w:pPr>
-      <w:r>
-        <w:t xml:space="preserve">Make sure </w:t>
-      </w:r>
-      <w:r>
-        <w:t>the</w:t>
-      </w:r>
-      <w:r>
-        <w:t xml:space="preserve"> V</w:t>
-      </w:r>
-      <w:r>
-        <w:t>oltlink-</w:t>
-      </w:r>
-      <w:r>
-        <w:t>board</w:t>
-      </w:r>
-      <w:r>
-        <w:t xml:space="preserve"> is </w:t>
-      </w:r>
-      <w:r>
-        <w:t>connect</w:t>
-      </w:r>
-      <w:r>
-        <w:t xml:space="preserve">ed to computer via Type-C USB. </w:t>
-      </w:r>
       <w:r>
         <w:br/>
       </w:r>
       <w:r>
-        <w:t>After connected, the USB driver will be automatically installed. If there is any driver issue of connecting board, please go to</w:t>
-      </w:r>
-      <w:r>
-        <w:t xml:space="preserve"> </w:t>
-      </w:r>
-      <w:hyperlink r:id="rId13" w:history="1">
-        <w:r>
-          <w:rPr>
-            <w:rStyle w:val="Hyperlink"/>
-          </w:rPr>
-          <w:t>CP210x USB to UART Bridge VCP Drivers - Silicon Labs</w:t>
-        </w:r>
-      </w:hyperlink>
-      <w:r>
-        <w:t xml:space="preserve"> </w:t>
-      </w:r>
-      <w:r>
-        <w:t xml:space="preserve"> for USB driver. Check the COM Port number in Device Manager for Windows OS user:</w:t>
-      </w:r>
-      <w:r>
-        <w:br/>
-      </w:r>
-    </w:p>
-    <w:p>
-      <w:pPr>
-        <w:tabs>
-          <w:tab w:val="left" w:pos="3734"/>
-        </w:tabs>
+        <w:t xml:space="preserve">After clicking OK a pop up window will appear as shown in image below and some selections need to be made on this window as illustrated. </w:t>
+      </w:r>
+    </w:p>
+    <w:p>
+      <w:pPr>
+        <w:jc w:val="center"/>
+        <w:rPr>
+          <w:b/>
+        </w:rPr>
       </w:pPr>
       <w:r>
         <w:rPr>
           <w:noProof/>
           <w:lang w:val="en-PK" w:eastAsia="en-PK"/>
         </w:rPr>
-        <w:lastRenderedPageBreak/>
         <w:drawing>
-          <wp:inline distT="0" distB="0" distL="0" distR="0" wp14:anchorId="2CD17F77" wp14:editId="7C13C015">
-            <wp:extent cx="5550010" cy="3983717"/>
+          <wp:inline distT="0" distB="0" distL="0" distR="0" wp14:anchorId="42D4B335" wp14:editId="516DF077">
+            <wp:extent cx="2514600" cy="3492605"/>
             <wp:effectExtent l="0" t="0" r="0" b="0"/>
-            <wp:docPr id="4" name="Picture 4" descr="D:\eSpark\benjamin-rcctledboard-hw\Pictures\Voltlink-Driver.PNG"/>
+            <wp:docPr id="10" name="Picture 10"/>
             <wp:cNvGraphicFramePr>
               <a:graphicFrameLocks xmlns:a="http://schemas.openxmlformats.org/drawingml/2006/main" noChangeAspect="1"/>
             </wp:cNvGraphicFramePr>
@@ -1007,36 +876,23 @@
               <a:graphicData uri="http://schemas.openxmlformats.org/drawingml/2006/picture">
                 <pic:pic xmlns:pic="http://schemas.openxmlformats.org/drawingml/2006/picture">
                   <pic:nvPicPr>
-                    <pic:cNvPr id="0" name="Picture 27" descr="D:\eSpark\benjamin-rcctledboard-hw\Pictures\Voltlink-Driver.PNG"/>
-                    <pic:cNvPicPr>
-                      <a:picLocks noChangeAspect="1" noChangeArrowheads="1"/>
-                    </pic:cNvPicPr>
+                    <pic:cNvPr id="1" name=""/>
+                    <pic:cNvPicPr/>
                   </pic:nvPicPr>
                   <pic:blipFill>
-                    <a:blip r:embed="rId14">
-                      <a:extLst>
-                        <a:ext uri="{28A0092B-C50C-407E-A947-70E740481C1C}">
-                          <a14:useLocalDpi xmlns:a14="http://schemas.microsoft.com/office/drawing/2010/main" val="0"/>
-                        </a:ext>
-                      </a:extLst>
-                    </a:blip>
-                    <a:srcRect/>
+                    <a:blip r:embed="rId13"/>
                     <a:stretch>
                       <a:fillRect/>
                     </a:stretch>
                   </pic:blipFill>
-                  <pic:spPr bwMode="auto">
+                  <pic:spPr>
                     <a:xfrm>
                       <a:off x="0" y="0"/>
-                      <a:ext cx="5554215" cy="3986735"/>
+                      <a:ext cx="2619202" cy="3637890"/>
                     </a:xfrm>
                     <a:prstGeom prst="rect">
                       <a:avLst/>
                     </a:prstGeom>
-                    <a:noFill/>
-                    <a:ln>
-                      <a:noFill/>
-                    </a:ln>
                   </pic:spPr>
                 </pic:pic>
               </a:graphicData>
@@ -1044,51 +900,158 @@
           </wp:inline>
         </w:drawing>
       </w:r>
-    </w:p>
-    <w:p>
-      <w:pPr>
-        <w:tabs>
-          <w:tab w:val="left" w:pos="3734"/>
-        </w:tabs>
-      </w:pPr>
       <w:r>
         <w:br/>
-        <w:t xml:space="preserve">Now open the latest provided firmware </w:t>
-      </w:r>
-    </w:p>
-    <w:p>
-      <w:pPr>
-        <w:tabs>
-          <w:tab w:val="left" w:pos="3734"/>
-        </w:tabs>
-      </w:pPr>
-      <w:r>
-        <w:t xml:space="preserve">Next </w:t>
-      </w:r>
-      <w:r>
-        <w:t>go</w:t>
-      </w:r>
-      <w:r>
-        <w:t xml:space="preserve"> to “Tools” -&gt; “Port” and select the correct COM port.</w:t>
+      </w:r>
+      <w:bookmarkStart w:id="0" w:name="_GoBack"/>
+      <w:bookmarkEnd w:id="0"/>
+    </w:p>
+    <w:p>
+      <w:r>
+        <w:rPr>
+          <w:b/>
+        </w:rPr>
+        <w:lastRenderedPageBreak/>
+        <w:t xml:space="preserve">Guide for uploading Merged Binary files </w:t>
       </w:r>
       <w:r>
         <w:br/>
-      </w:r>
-    </w:p>
-    <w:p>
-      <w:pPr>
-        <w:jc w:val="center"/>
-      </w:pPr>
+        <w:t xml:space="preserve">As shown on the image below Click on the (…)(three Dots) to locate the provided Merged binary files </w:t>
+      </w:r>
+      <w:r>
+        <w:t>Next</w:t>
+      </w:r>
+      <w:r>
+        <w:t xml:space="preserve"> make sure that there correct address are selected as shown in image below. </w:t>
+      </w:r>
+      <w:r>
+        <w:t>Now upload</w:t>
+      </w:r>
+      <w:r>
+        <w:t xml:space="preserve"> the merged binary files by selecting the correct COM port </w:t>
+      </w:r>
+      <w:r>
+        <w:t xml:space="preserve">on which the Voltlink programmer is attached and setting the Baud rate to 115200 </w:t>
+      </w:r>
+      <w:r>
+        <w:t>as shown in image below and click start</w:t>
+      </w:r>
+    </w:p>
+    <w:p>
+      <w:r>
+        <w:br/>
+      </w:r>
       <w:r>
         <w:rPr>
           <w:noProof/>
           <w:lang w:val="en-PK" w:eastAsia="en-PK"/>
         </w:rPr>
         <w:drawing>
-          <wp:inline distT="0" distB="0" distL="0" distR="0" wp14:anchorId="33EF7A1C" wp14:editId="5C886CD4">
-            <wp:extent cx="4084655" cy="3628875"/>
-            <wp:effectExtent l="0" t="0" r="0" b="0"/>
-            <wp:docPr id="8" name="Picture 8"/>
+          <wp:inline distT="0" distB="0" distL="0" distR="0" wp14:anchorId="7BCC068F" wp14:editId="7FC7D78F">
+            <wp:extent cx="5731510" cy="3063875"/>
+            <wp:effectExtent l="0" t="0" r="2540" b="3175"/>
+            <wp:docPr id="11" name="Picture 11"/>
+            <wp:cNvGraphicFramePr>
+              <a:graphicFrameLocks xmlns:a="http://schemas.openxmlformats.org/drawingml/2006/main" noChangeAspect="1"/>
+            </wp:cNvGraphicFramePr>
+            <a:graphic xmlns:a="http://schemas.openxmlformats.org/drawingml/2006/main">
+              <a:graphicData uri="http://schemas.openxmlformats.org/drawingml/2006/picture">
+                <pic:pic xmlns:pic="http://schemas.openxmlformats.org/drawingml/2006/picture">
+                  <pic:nvPicPr>
+                    <pic:cNvPr id="1" name=""/>
+                    <pic:cNvPicPr/>
+                  </pic:nvPicPr>
+                  <pic:blipFill>
+                    <a:blip r:embed="rId14"/>
+                    <a:stretch>
+                      <a:fillRect/>
+                    </a:stretch>
+                  </pic:blipFill>
+                  <pic:spPr>
+                    <a:xfrm>
+                      <a:off x="0" y="0"/>
+                      <a:ext cx="5731510" cy="3063875"/>
+                    </a:xfrm>
+                    <a:prstGeom prst="rect">
+                      <a:avLst/>
+                    </a:prstGeom>
+                  </pic:spPr>
+                </pic:pic>
+              </a:graphicData>
+            </a:graphic>
+          </wp:inline>
+        </w:drawing>
+      </w:r>
+    </w:p>
+    <w:p>
+      <w:r>
+        <w:rPr>
+          <w:b/>
+        </w:rPr>
+        <w:t xml:space="preserve">Guide for </w:t>
+      </w:r>
+      <w:r>
+        <w:rPr>
+          <w:b/>
+        </w:rPr>
+        <w:t>uploading</w:t>
+      </w:r>
+      <w:r>
+        <w:rPr>
+          <w:b/>
+        </w:rPr>
+        <w:t xml:space="preserve"> Separate Binary files</w:t>
+      </w:r>
+    </w:p>
+    <w:p>
+      <w:r>
+        <w:t xml:space="preserve">As shown in the image below </w:t>
+      </w:r>
+      <w:r>
+        <w:t>Click on the (…) (Three Dots) to l</w:t>
+      </w:r>
+      <w:r>
+        <w:t>ocate</w:t>
+      </w:r>
+      <w:r>
+        <w:t xml:space="preserve"> individual</w:t>
+      </w:r>
+      <w:r>
+        <w:t xml:space="preserve"> </w:t>
+      </w:r>
+      <w:r>
+        <w:t xml:space="preserve">provided </w:t>
+      </w:r>
+      <w:r>
+        <w:t>separate binary files</w:t>
+      </w:r>
+      <w:r>
+        <w:t>.</w:t>
+      </w:r>
+      <w:r>
+        <w:t xml:space="preserve"> </w:t>
+      </w:r>
+      <w:r>
+        <w:t>Next make sure that there correct address are selected as shown in image below</w:t>
+      </w:r>
+      <w:r>
+        <w:t xml:space="preserve"> and click on the check boxes for them. Next select there correct Addresses as shown in image below select the correct COM port and Baud Rate and click Start button</w:t>
+      </w:r>
+    </w:p>
+    <w:p>
+      <w:r>
+        <w:br/>
+      </w:r>
+      <w:r>
+        <w:rPr>
+          <w:noProof/>
+          <w:lang w:val="en-PK" w:eastAsia="en-PK"/>
+        </w:rPr>
+        <w:drawing>
+          <wp:inline distT="0" distB="0" distL="0" distR="0" wp14:anchorId="16E2A13C" wp14:editId="274639E2">
+            <wp:extent cx="5731510" cy="3015615"/>
+            <wp:effectExtent l="0" t="0" r="2540" b="0"/>
+            <wp:docPr id="12" name="Picture 12"/>
             <wp:cNvGraphicFramePr>
               <a:graphicFrameLocks xmlns:a="http://schemas.openxmlformats.org/drawingml/2006/main" noChangeAspect="1"/>
             </wp:cNvGraphicFramePr>
@@ -1108,7 +1071,7 @@
                   <pic:spPr>
                     <a:xfrm>
                       <a:off x="0" y="0"/>
-                      <a:ext cx="4108081" cy="3649687"/>
+                      <a:ext cx="5731510" cy="3015615"/>
                     </a:xfrm>
                     <a:prstGeom prst="rect">
                       <a:avLst/>
@@ -1120,127 +1083,6 @@
           </wp:inline>
         </w:drawing>
       </w:r>
-      <w:r>
-        <w:rPr>
-          <w:b/>
-        </w:rPr>
-        <w:br/>
-      </w:r>
-      <w:r>
-        <w:rPr>
-          <w:b/>
-        </w:rPr>
-        <w:br/>
-      </w:r>
-      <w:r>
-        <w:rPr>
-          <w:b/>
-        </w:rPr>
-        <w:lastRenderedPageBreak/>
-        <w:br/>
-      </w:r>
-    </w:p>
-    <w:p>
-      <w:pPr>
-        <w:jc w:val="center"/>
-      </w:pPr>
-      <w:r>
-        <w:t xml:space="preserve">After selecting the correct COM port upload the code by pressing the upload button as mentioned below </w:t>
-      </w:r>
-      <w:r>
-        <w:br/>
-      </w:r>
-      <w:r>
-        <w:br/>
-      </w:r>
-      <w:r>
-        <w:rPr>
-          <w:noProof/>
-          <w:lang w:val="en-PK" w:eastAsia="en-PK"/>
-        </w:rPr>
-        <w:drawing>
-          <wp:inline distT="0" distB="0" distL="0" distR="0" wp14:anchorId="7DBDEB75" wp14:editId="7F83F72D">
-            <wp:extent cx="3664440" cy="3039626"/>
-            <wp:effectExtent l="0" t="0" r="0" b="8890"/>
-            <wp:docPr id="9" name="Picture 9"/>
-            <wp:cNvGraphicFramePr>
-              <a:graphicFrameLocks xmlns:a="http://schemas.openxmlformats.org/drawingml/2006/main" noChangeAspect="1"/>
-            </wp:cNvGraphicFramePr>
-            <a:graphic xmlns:a="http://schemas.openxmlformats.org/drawingml/2006/main">
-              <a:graphicData uri="http://schemas.openxmlformats.org/drawingml/2006/picture">
-                <pic:pic xmlns:pic="http://schemas.openxmlformats.org/drawingml/2006/picture">
-                  <pic:nvPicPr>
-                    <pic:cNvPr id="1" name=""/>
-                    <pic:cNvPicPr/>
-                  </pic:nvPicPr>
-                  <pic:blipFill>
-                    <a:blip r:embed="rId16"/>
-                    <a:stretch>
-                      <a:fillRect/>
-                    </a:stretch>
-                  </pic:blipFill>
-                  <pic:spPr>
-                    <a:xfrm>
-                      <a:off x="0" y="0"/>
-                      <a:ext cx="3690583" cy="3061312"/>
-                    </a:xfrm>
-                    <a:prstGeom prst="rect">
-                      <a:avLst/>
-                    </a:prstGeom>
-                  </pic:spPr>
-                </pic:pic>
-              </a:graphicData>
-            </a:graphic>
-          </wp:inline>
-        </w:drawing>
-      </w:r>
-    </w:p>
-    <w:p>
-      <w:pPr>
-        <w:jc w:val="center"/>
-      </w:pPr>
-    </w:p>
-    <w:p>
-      <w:pPr>
-        <w:jc w:val="center"/>
-      </w:pPr>
-    </w:p>
-    <w:p>
-      <w:pPr>
-        <w:jc w:val="center"/>
-      </w:pPr>
-    </w:p>
-    <w:p/>
-    <w:p>
-      <w:r>
-        <w:br w:type="page"/>
-      </w:r>
-    </w:p>
-    <w:p>
-      <w:pPr>
-        <w:rPr>
-          <w:b/>
-          <w:u w:val="single"/>
-        </w:rPr>
-      </w:pPr>
-      <w:r>
-        <w:rPr>
-          <w:b/>
-          <w:u w:val="single"/>
-        </w:rPr>
-        <w:lastRenderedPageBreak/>
-        <w:t>Hardware Testing Guide:</w:t>
-      </w:r>
-    </w:p>
-    <w:p>
-      <w:pPr>
-        <w:rPr>
-          <w:b/>
-          <w:u w:val="single"/>
-        </w:rPr>
-      </w:pPr>
-      <w:bookmarkStart w:id="0" w:name="_GoBack"/>
-      <w:bookmarkEnd w:id="0"/>
     </w:p>
     <w:sectPr>
       <w:pgSz w:w="11906" w:h="16838"/>
@@ -2089,7 +1931,6 @@
     <w:name w:val="Hyperlink"/>
     <w:basedOn w:val="DefaultParagraphFont"/>
     <w:uiPriority w:val="99"/>
-    <w:semiHidden/>
     <w:unhideWhenUsed/>
     <w:rsid w:val="007976EB"/>
     <w:rPr>
@@ -2107,6 +1948,23 @@
     <w:rPr>
       <w:color w:val="954F72" w:themeColor="followedHyperlink"/>
       <w:u w:val="single"/>
+    </w:rPr>
+  </w:style>
+  <w:style w:type="paragraph" w:styleId="NormalWeb">
+    <w:name w:val="Normal (Web)"/>
+    <w:basedOn w:val="Normal"/>
+    <w:uiPriority w:val="99"/>
+    <w:semiHidden/>
+    <w:unhideWhenUsed/>
+    <w:rsid w:val="00476F96"/>
+    <w:pPr>
+      <w:spacing w:before="100" w:beforeAutospacing="1" w:after="100" w:afterAutospacing="1" w:line="240" w:lineRule="auto"/>
+    </w:pPr>
+    <w:rPr>
+      <w:rFonts w:ascii="Times New Roman" w:eastAsia="Times New Roman" w:hAnsi="Times New Roman" w:cs="Times New Roman"/>
+      <w:sz w:val="24"/>
+      <w:szCs w:val="24"/>
+      <w:lang w:val="en-PK" w:eastAsia="en-PK"/>
     </w:rPr>
   </w:style>
 </w:styles>
@@ -2371,4 +2229,16 @@
     </a:ext>
   </a:extLst>
 </a:theme>
+</file>
+
+<file path=customXml/item1.xml><?xml version="1.0" encoding="utf-8"?>
+<b:Sources xmlns:b="http://schemas.openxmlformats.org/officeDocument/2006/bibliography" xmlns="http://schemas.openxmlformats.org/officeDocument/2006/bibliography" SelectedStyle="\APASixthEditionOfficeOnline.xsl" StyleName="APA" Version="6"/>
+</file>
+
+<file path=customXml/itemProps1.xml><?xml version="1.0" encoding="utf-8"?>
+<ds:datastoreItem xmlns:ds="http://schemas.openxmlformats.org/officeDocument/2006/customXml" ds:itemID="{E25BFC23-8ABC-40DA-B86A-68CC9E3AA3A5}">
+  <ds:schemaRefs>
+    <ds:schemaRef ds:uri="http://schemas.openxmlformats.org/officeDocument/2006/bibliography"/>
+  </ds:schemaRefs>
+</ds:datastoreItem>
 </file>
--- a/docs/Dev Files/Smart Speaker V2.1/Assembly and Firmware Upload guide.docx
+++ b/docs/Dev Files/Smart Speaker V2.1/Assembly and Firmware Upload guide.docx
@@ -376,10 +376,10 @@
           <w:lang w:val="en-PK" w:eastAsia="en-PK"/>
         </w:rPr>
         <w:drawing>
-          <wp:inline distT="0" distB="0" distL="0" distR="0" wp14:anchorId="221B3EA8" wp14:editId="3A4474B1">
-            <wp:extent cx="2666560" cy="2089785"/>
-            <wp:effectExtent l="19050" t="19050" r="19685" b="24765"/>
-            <wp:docPr id="13" name="Picture 13"/>
+          <wp:inline distT="0" distB="0" distL="0" distR="0" wp14:anchorId="599F1C8C" wp14:editId="4FB03920">
+            <wp:extent cx="2628864" cy="2090829"/>
+            <wp:effectExtent l="19050" t="19050" r="19685" b="24130"/>
+            <wp:docPr id="2" name="Picture 2"/>
             <wp:cNvGraphicFramePr>
               <a:graphicFrameLocks xmlns:a="http://schemas.openxmlformats.org/drawingml/2006/main" noChangeAspect="1"/>
             </wp:cNvGraphicFramePr>
@@ -399,7 +399,7 @@
                   <pic:spPr>
                     <a:xfrm>
                       <a:off x="0" y="0"/>
-                      <a:ext cx="2730238" cy="2139689"/>
+                      <a:ext cx="2675027" cy="2127544"/>
                     </a:xfrm>
                     <a:prstGeom prst="rect">
                       <a:avLst/>
@@ -416,6 +416,8 @@
           </wp:inline>
         </w:drawing>
       </w:r>
+      <w:bookmarkStart w:id="0" w:name="_GoBack"/>
+      <w:bookmarkEnd w:id="0"/>
     </w:p>
     <w:p>
       <w:pPr>
@@ -903,8 +905,6 @@
       <w:r>
         <w:br/>
       </w:r>
-      <w:bookmarkStart w:id="0" w:name="_GoBack"/>
-      <w:bookmarkEnd w:id="0"/>
     </w:p>
     <w:p>
       <w:r>
@@ -1084,6 +1084,99 @@
         </w:drawing>
       </w:r>
     </w:p>
+    <w:p>
+      <w:pPr>
+        <w:rPr>
+          <w:b/>
+          <w:bCs/>
+          <w:u w:val="single"/>
+        </w:rPr>
+      </w:pPr>
+      <w:r>
+        <w:rPr>
+          <w:b/>
+          <w:bCs/>
+          <w:u w:val="single"/>
+          <w:lang w:val="en-PK"/>
+        </w:rPr>
+        <w:lastRenderedPageBreak/>
+        <w:t>Program O</w:t>
+      </w:r>
+      <w:r>
+        <w:rPr>
+          <w:b/>
+          <w:bCs/>
+          <w:u w:val="single"/>
+          <w:lang w:val="en-PK"/>
+        </w:rPr>
+        <w:t>utput After Initial Code Upload</w:t>
+      </w:r>
+      <w:r>
+        <w:rPr>
+          <w:b/>
+          <w:bCs/>
+          <w:u w:val="single"/>
+        </w:rPr>
+        <w:t>:</w:t>
+      </w:r>
+    </w:p>
+    <w:p>
+      <w:pPr>
+        <w:rPr>
+          <w:b/>
+          <w:bCs/>
+          <w:u w:val="single"/>
+        </w:rPr>
+      </w:pPr>
+    </w:p>
+    <w:p>
+      <w:pPr>
+        <w:rPr>
+          <w:bCs/>
+        </w:rPr>
+      </w:pPr>
+      <w:r>
+        <w:t>Upon uploading the code for the first time, the following output is expected:</w:t>
+      </w:r>
+    </w:p>
+    <w:p>
+      <w:pPr>
+        <w:pStyle w:val="ListParagraph"/>
+        <w:numPr>
+          <w:ilvl w:val="0"/>
+          <w:numId w:val="5"/>
+        </w:numPr>
+        <w:spacing w:line="256" w:lineRule="auto"/>
+      </w:pPr>
+      <w:r>
+        <w:t>After a few seconds, all three LEDs will begin to fade in and out in white for a short duration.</w:t>
+      </w:r>
+    </w:p>
+    <w:p>
+      <w:pPr>
+        <w:pStyle w:val="ListParagraph"/>
+        <w:numPr>
+          <w:ilvl w:val="0"/>
+          <w:numId w:val="5"/>
+        </w:numPr>
+        <w:spacing w:line="256" w:lineRule="auto"/>
+        <w:rPr>
+          <w:b/>
+          <w:u w:val="single"/>
+          <w:lang w:val="en-PK"/>
+        </w:rPr>
+      </w:pPr>
+      <w:r>
+        <w:t xml:space="preserve">Following the white fading effect, the LEDs will start blinking one after another in </w:t>
+      </w:r>
+      <w:r>
+        <w:t>yellow</w:t>
+      </w:r>
+      <w:r>
+        <w:t>. This indicates that Bluetooth has been turned ON.</w:t>
+      </w:r>
+    </w:p>
+    <w:p/>
     <w:sectPr>
       <w:pgSz w:w="11906" w:h="16838"/>
       <w:pgMar w:top="1440" w:right="1440" w:bottom="1440" w:left="1440" w:header="708" w:footer="708" w:gutter="0"/>
@@ -1097,6 +1190,99 @@
 <file path=word/numbering.xml><?xml version="1.0" encoding="utf-8"?>
 <w:numbering xmlns:wpc="http://schemas.microsoft.com/office/word/2010/wordprocessingCanvas" xmlns:mc="http://schemas.openxmlformats.org/markup-compatibility/2006" xmlns:o="urn:schemas-microsoft-com:office:office" xmlns:r="http://schemas.openxmlformats.org/officeDocument/2006/relationships" xmlns:m="http://schemas.openxmlformats.org/officeDocument/2006/math" xmlns:v="urn:schemas-microsoft-com:vml" xmlns:wp14="http://schemas.microsoft.com/office/word/2010/wordprocessingDrawing" xmlns:wp="http://schemas.openxmlformats.org/drawingml/2006/wordprocessingDrawing" xmlns:w10="urn:schemas-microsoft-com:office:word" xmlns:w="http://schemas.openxmlformats.org/wordprocessingml/2006/main" xmlns:w14="http://schemas.microsoft.com/office/word/2010/wordml" xmlns:w15="http://schemas.microsoft.com/office/word/2012/wordml" xmlns:wpg="http://schemas.microsoft.com/office/word/2010/wordprocessingGroup" xmlns:wpi="http://schemas.microsoft.com/office/word/2010/wordprocessingInk" xmlns:wne="http://schemas.microsoft.com/office/word/2006/wordml" xmlns:wps="http://schemas.microsoft.com/office/word/2010/wordprocessingShape" mc:Ignorable="w14 w15 wp14">
   <w:abstractNum w:abstractNumId="0" w15:restartNumberingAfterBreak="0">
+    <w:nsid w:val="1B890FD7"/>
+    <w:multiLevelType w:val="hybridMultilevel"/>
+    <w:tmpl w:val="F7D89AFA"/>
+    <w:lvl w:ilvl="0" w:tplc="0C00000F">
+      <w:start w:val="1"/>
+      <w:numFmt w:val="decimal"/>
+      <w:lvlText w:val="%1."/>
+      <w:lvlJc w:val="left"/>
+      <w:pPr>
+        <w:ind w:left="720" w:hanging="360"/>
+      </w:pPr>
+      <w:rPr>
+        <w:b w:val="0"/>
+        <w:strike w:val="0"/>
+        <w:dstrike w:val="0"/>
+        <w:u w:val="none"/>
+        <w:effect w:val="none"/>
+      </w:rPr>
+    </w:lvl>
+    <w:lvl w:ilvl="1" w:tplc="0C000019">
+      <w:start w:val="1"/>
+      <w:numFmt w:val="lowerLetter"/>
+      <w:lvlText w:val="%2."/>
+      <w:lvlJc w:val="left"/>
+      <w:pPr>
+        <w:ind w:left="1440" w:hanging="360"/>
+      </w:pPr>
+    </w:lvl>
+    <w:lvl w:ilvl="2" w:tplc="0C00001B">
+      <w:start w:val="1"/>
+      <w:numFmt w:val="lowerRoman"/>
+      <w:lvlText w:val="%3."/>
+      <w:lvlJc w:val="right"/>
+      <w:pPr>
+        <w:ind w:left="2160" w:hanging="180"/>
+      </w:pPr>
+    </w:lvl>
+    <w:lvl w:ilvl="3" w:tplc="0C00000F">
+      <w:start w:val="1"/>
+      <w:numFmt w:val="decimal"/>
+      <w:lvlText w:val="%4."/>
+      <w:lvlJc w:val="left"/>
+      <w:pPr>
+        <w:ind w:left="2880" w:hanging="360"/>
+      </w:pPr>
+    </w:lvl>
+    <w:lvl w:ilvl="4" w:tplc="0C000019">
+      <w:start w:val="1"/>
+      <w:numFmt w:val="lowerLetter"/>
+      <w:lvlText w:val="%5."/>
+      <w:lvlJc w:val="left"/>
+      <w:pPr>
+        <w:ind w:left="3600" w:hanging="360"/>
+      </w:pPr>
+    </w:lvl>
+    <w:lvl w:ilvl="5" w:tplc="0C00001B">
+      <w:start w:val="1"/>
+      <w:numFmt w:val="lowerRoman"/>
+      <w:lvlText w:val="%6."/>
+      <w:lvlJc w:val="right"/>
+      <w:pPr>
+        <w:ind w:left="4320" w:hanging="180"/>
+      </w:pPr>
+    </w:lvl>
+    <w:lvl w:ilvl="6" w:tplc="0C00000F">
+      <w:start w:val="1"/>
+      <w:numFmt w:val="decimal"/>
+      <w:lvlText w:val="%7."/>
+      <w:lvlJc w:val="left"/>
+      <w:pPr>
+        <w:ind w:left="5040" w:hanging="360"/>
+      </w:pPr>
+    </w:lvl>
+    <w:lvl w:ilvl="7" w:tplc="0C000019">
+      <w:start w:val="1"/>
+      <w:numFmt w:val="lowerLetter"/>
+      <w:lvlText w:val="%8."/>
+      <w:lvlJc w:val="left"/>
+      <w:pPr>
+        <w:ind w:left="5760" w:hanging="360"/>
+      </w:pPr>
+    </w:lvl>
+    <w:lvl w:ilvl="8" w:tplc="0C00001B">
+      <w:start w:val="1"/>
+      <w:numFmt w:val="lowerRoman"/>
+      <w:lvlText w:val="%9."/>
+      <w:lvlJc w:val="right"/>
+      <w:pPr>
+        <w:ind w:left="6480" w:hanging="180"/>
+      </w:pPr>
+    </w:lvl>
+  </w:abstractNum>
+  <w:abstractNum w:abstractNumId="1" w15:restartNumberingAfterBreak="0">
     <w:nsid w:val="2B370C50"/>
     <w:multiLevelType w:val="hybridMultilevel"/>
     <w:tmpl w:val="025E0F5E"/>
@@ -1186,7 +1372,7 @@
       </w:pPr>
     </w:lvl>
   </w:abstractNum>
-  <w:abstractNum w:abstractNumId="1" w15:restartNumberingAfterBreak="0">
+  <w:abstractNum w:abstractNumId="2" w15:restartNumberingAfterBreak="0">
     <w:nsid w:val="40584011"/>
     <w:multiLevelType w:val="hybridMultilevel"/>
     <w:tmpl w:val="E23488A4"/>
@@ -1276,7 +1462,7 @@
       </w:pPr>
     </w:lvl>
   </w:abstractNum>
-  <w:abstractNum w:abstractNumId="2" w15:restartNumberingAfterBreak="0">
+  <w:abstractNum w:abstractNumId="3" w15:restartNumberingAfterBreak="0">
     <w:nsid w:val="6E0B78EF"/>
     <w:multiLevelType w:val="hybridMultilevel"/>
     <w:tmpl w:val="879AA30C"/>
@@ -1365,7 +1551,7 @@
       </w:pPr>
     </w:lvl>
   </w:abstractNum>
-  <w:abstractNum w:abstractNumId="3" w15:restartNumberingAfterBreak="0">
+  <w:abstractNum w:abstractNumId="4" w15:restartNumberingAfterBreak="0">
     <w:nsid w:val="7BAC54FC"/>
     <w:multiLevelType w:val="hybridMultilevel"/>
     <w:tmpl w:val="AF0AC706"/>
@@ -1455,16 +1641,46 @@
     </w:lvl>
   </w:abstractNum>
   <w:num w:numId="1">
+    <w:abstractNumId w:val="4"/>
+  </w:num>
+  <w:num w:numId="2">
+    <w:abstractNumId w:val="1"/>
+  </w:num>
+  <w:num w:numId="3">
+    <w:abstractNumId w:val="2"/>
+  </w:num>
+  <w:num w:numId="4">
     <w:abstractNumId w:val="3"/>
   </w:num>
-  <w:num w:numId="2">
+  <w:num w:numId="5">
     <w:abstractNumId w:val="0"/>
-  </w:num>
-  <w:num w:numId="3">
-    <w:abstractNumId w:val="1"/>
-  </w:num>
-  <w:num w:numId="4">
-    <w:abstractNumId w:val="2"/>
+    <w:lvlOverride w:ilvl="0">
+      <w:startOverride w:val="1"/>
+    </w:lvlOverride>
+    <w:lvlOverride w:ilvl="1">
+      <w:startOverride w:val="1"/>
+    </w:lvlOverride>
+    <w:lvlOverride w:ilvl="2">
+      <w:startOverride w:val="1"/>
+    </w:lvlOverride>
+    <w:lvlOverride w:ilvl="3">
+      <w:startOverride w:val="1"/>
+    </w:lvlOverride>
+    <w:lvlOverride w:ilvl="4">
+      <w:startOverride w:val="1"/>
+    </w:lvlOverride>
+    <w:lvlOverride w:ilvl="5">
+      <w:startOverride w:val="1"/>
+    </w:lvlOverride>
+    <w:lvlOverride w:ilvl="6">
+      <w:startOverride w:val="1"/>
+    </w:lvlOverride>
+    <w:lvlOverride w:ilvl="7">
+      <w:startOverride w:val="1"/>
+    </w:lvlOverride>
+    <w:lvlOverride w:ilvl="8">
+      <w:startOverride w:val="1"/>
+    </w:lvlOverride>
   </w:num>
 </w:numbering>
 </file>
@@ -2236,7 +2452,7 @@
 </file>
 
 <file path=customXml/itemProps1.xml><?xml version="1.0" encoding="utf-8"?>
-<ds:datastoreItem xmlns:ds="http://schemas.openxmlformats.org/officeDocument/2006/customXml" ds:itemID="{E25BFC23-8ABC-40DA-B86A-68CC9E3AA3A5}">
+<ds:datastoreItem xmlns:ds="http://schemas.openxmlformats.org/officeDocument/2006/customXml" ds:itemID="{6B3A713C-4A4B-454B-8582-5631EE9C6778}">
   <ds:schemaRefs>
     <ds:schemaRef ds:uri="http://schemas.openxmlformats.org/officeDocument/2006/bibliography"/>
   </ds:schemaRefs>
